--- a/Отчеты/241-321 Воротилин Илья Курсовой проект Задание 1.docx
+++ b/Отчеты/241-321 Воротилин Илья Курсовой проект Задание 1.docx
@@ -313,6 +313,11 @@
         </w:rPr>
         <w:t xml:space="preserve"> </w:t>
       </w:r>
+      <w:r>
+        <w:t>Голубева И.В.</w:t>
+      </w:r>
+      <w:bookmarkStart w:id="0" w:name="_GoBack"/>
+      <w:bookmarkEnd w:id="0"/>
     </w:p>
     <w:p>
       <w:pPr>
@@ -6610,30 +6615,38 @@
         <w:rPr>
           <w:sz w:val="28"/>
           <w:szCs w:val="28"/>
-        </w:rPr>
-      </w:pPr>
-      <w:r>
-        <w:rPr>
-          <w:sz w:val="28"/>
-          <w:szCs w:val="28"/>
-        </w:rPr>
-        <w:t xml:space="preserve">1. Таблица </w:t>
-      </w:r>
-      <w:proofErr w:type="spellStart"/>
-      <w:r>
-        <w:rPr>
-          <w:sz w:val="28"/>
-          <w:szCs w:val="28"/>
-        </w:rPr>
-        <w:t>users</w:t>
-      </w:r>
-      <w:proofErr w:type="spellEnd"/>
-      <w:r>
-        <w:rPr>
-          <w:sz w:val="28"/>
-          <w:szCs w:val="28"/>
-        </w:rPr>
-        <w:t xml:space="preserve"> – Пользователи</w:t>
+          <w:lang w:val="en-US"/>
+        </w:rPr>
+      </w:pPr>
+      <w:r>
+        <w:rPr>
+          <w:sz w:val="28"/>
+          <w:szCs w:val="28"/>
+          <w:lang w:val="en-US"/>
+        </w:rPr>
+        <w:t xml:space="preserve">1. </w:t>
+      </w:r>
+      <w:r>
+        <w:rPr>
+          <w:sz w:val="28"/>
+          <w:szCs w:val="28"/>
+        </w:rPr>
+        <w:t>Таблица</w:t>
+      </w:r>
+      <w:r>
+        <w:rPr>
+          <w:sz w:val="28"/>
+          <w:szCs w:val="28"/>
+          <w:lang w:val="en-US"/>
+        </w:rPr>
+        <w:t xml:space="preserve"> users – </w:t>
+      </w:r>
+      <w:r>
+        <w:rPr>
+          <w:sz w:val="28"/>
+          <w:szCs w:val="28"/>
+        </w:rPr>
+        <w:t>Пользователи</w:t>
       </w:r>
     </w:p>
     <w:p>
@@ -7488,7 +7501,6 @@
           <w:rFonts w:ascii="Courier New" w:hAnsi="Courier New" w:cs="Courier New"/>
           <w:sz w:val="20"/>
           <w:szCs w:val="28"/>
-          <w:lang w:val="en-US"/>
         </w:rPr>
         <w:lastRenderedPageBreak/>
         <w:t>);</w:t>
@@ -7535,15 +7547,13 @@
           <w:rFonts w:ascii="Times New Roman" w:hAnsi="Times New Roman" w:cs="Times New Roman"/>
           <w:sz w:val="28"/>
           <w:szCs w:val="28"/>
-          <w:lang w:val="en-US"/>
-        </w:rPr>
-      </w:pPr>
-      <w:r>
-        <w:rPr>
-          <w:rFonts w:ascii="Times New Roman" w:hAnsi="Times New Roman" w:cs="Times New Roman"/>
-          <w:sz w:val="28"/>
-          <w:szCs w:val="28"/>
-          <w:lang w:val="en-US"/>
+        </w:rPr>
+      </w:pPr>
+      <w:r>
+        <w:rPr>
+          <w:rFonts w:ascii="Times New Roman" w:hAnsi="Times New Roman" w:cs="Times New Roman"/>
+          <w:sz w:val="28"/>
+          <w:szCs w:val="28"/>
         </w:rPr>
         <w:t xml:space="preserve">3. </w:t>
       </w:r>
@@ -7560,9 +7570,25 @@
           <w:rFonts w:ascii="Times New Roman" w:hAnsi="Times New Roman" w:cs="Times New Roman"/>
           <w:sz w:val="28"/>
           <w:szCs w:val="28"/>
-          <w:lang w:val="en-US"/>
-        </w:rPr>
-        <w:t xml:space="preserve"> projects – </w:t>
+        </w:rPr>
+        <w:t xml:space="preserve"> </w:t>
+      </w:r>
+      <w:r>
+        <w:rPr>
+          <w:rFonts w:ascii="Times New Roman" w:hAnsi="Times New Roman" w:cs="Times New Roman"/>
+          <w:sz w:val="28"/>
+          <w:szCs w:val="28"/>
+          <w:lang w:val="en-US"/>
+        </w:rPr>
+        <w:t>projects</w:t>
+      </w:r>
+      <w:r>
+        <w:rPr>
+          <w:rFonts w:ascii="Times New Roman" w:hAnsi="Times New Roman" w:cs="Times New Roman"/>
+          <w:sz w:val="28"/>
+          <w:szCs w:val="28"/>
+        </w:rPr>
+        <w:t xml:space="preserve"> – </w:t>
       </w:r>
       <w:r>
         <w:rPr>
@@ -7582,17 +7608,58 @@
           <w:rFonts w:ascii="Courier New" w:hAnsi="Courier New" w:cs="Courier New"/>
           <w:sz w:val="20"/>
           <w:szCs w:val="28"/>
-          <w:lang w:val="en-US"/>
-        </w:rPr>
-      </w:pPr>
-      <w:r>
-        <w:rPr>
-          <w:rFonts w:ascii="Courier New" w:hAnsi="Courier New" w:cs="Courier New"/>
-          <w:sz w:val="20"/>
-          <w:szCs w:val="28"/>
-          <w:lang w:val="en-US"/>
-        </w:rPr>
-        <w:t>CREATE TABLE projects (</w:t>
+        </w:rPr>
+      </w:pPr>
+      <w:r>
+        <w:rPr>
+          <w:rFonts w:ascii="Courier New" w:hAnsi="Courier New" w:cs="Courier New"/>
+          <w:sz w:val="20"/>
+          <w:szCs w:val="28"/>
+          <w:lang w:val="en-US"/>
+        </w:rPr>
+        <w:t>CREATE</w:t>
+      </w:r>
+      <w:r>
+        <w:rPr>
+          <w:rFonts w:ascii="Courier New" w:hAnsi="Courier New" w:cs="Courier New"/>
+          <w:sz w:val="20"/>
+          <w:szCs w:val="28"/>
+        </w:rPr>
+        <w:t xml:space="preserve"> </w:t>
+      </w:r>
+      <w:r>
+        <w:rPr>
+          <w:rFonts w:ascii="Courier New" w:hAnsi="Courier New" w:cs="Courier New"/>
+          <w:sz w:val="20"/>
+          <w:szCs w:val="28"/>
+          <w:lang w:val="en-US"/>
+        </w:rPr>
+        <w:t>TABLE</w:t>
+      </w:r>
+      <w:r>
+        <w:rPr>
+          <w:rFonts w:ascii="Courier New" w:hAnsi="Courier New" w:cs="Courier New"/>
+          <w:sz w:val="20"/>
+          <w:szCs w:val="28"/>
+        </w:rPr>
+        <w:t xml:space="preserve"> </w:t>
+      </w:r>
+      <w:r>
+        <w:rPr>
+          <w:rFonts w:ascii="Courier New" w:hAnsi="Courier New" w:cs="Courier New"/>
+          <w:sz w:val="20"/>
+          <w:szCs w:val="28"/>
+          <w:lang w:val="en-US"/>
+        </w:rPr>
+        <w:t>projects</w:t>
+      </w:r>
+      <w:r>
+        <w:rPr>
+          <w:rFonts w:ascii="Courier New" w:hAnsi="Courier New" w:cs="Courier New"/>
+          <w:sz w:val="20"/>
+          <w:szCs w:val="28"/>
+        </w:rPr>
+        <w:t xml:space="preserve"> (</w:t>
       </w:r>
     </w:p>
     <w:p>
@@ -7612,7 +7679,6 @@
           <w:rFonts w:ascii="Courier New" w:hAnsi="Courier New" w:cs="Courier New"/>
           <w:sz w:val="20"/>
           <w:szCs w:val="28"/>
-          <w:lang w:val="en-US"/>
         </w:rPr>
         <w:t xml:space="preserve">    </w:t>
       </w:r>
@@ -8003,6 +8069,7 @@
           <w:rFonts w:ascii="Courier New" w:hAnsi="Courier New" w:cs="Courier New"/>
           <w:sz w:val="20"/>
           <w:szCs w:val="28"/>
+          <w:lang w:val="en-US"/>
         </w:rPr>
       </w:pPr>
       <w:r>
@@ -8139,15 +8206,13 @@
           <w:rFonts w:ascii="Times New Roman" w:hAnsi="Times New Roman" w:cs="Times New Roman"/>
           <w:sz w:val="28"/>
           <w:szCs w:val="28"/>
-          <w:lang w:val="en-US"/>
-        </w:rPr>
-      </w:pPr>
-      <w:r>
-        <w:rPr>
-          <w:rFonts w:ascii="Times New Roman" w:hAnsi="Times New Roman" w:cs="Times New Roman"/>
-          <w:sz w:val="28"/>
-          <w:szCs w:val="28"/>
-          <w:lang w:val="en-US"/>
+        </w:rPr>
+      </w:pPr>
+      <w:r>
+        <w:rPr>
+          <w:rFonts w:ascii="Times New Roman" w:hAnsi="Times New Roman" w:cs="Times New Roman"/>
+          <w:sz w:val="28"/>
+          <w:szCs w:val="28"/>
         </w:rPr>
         <w:t xml:space="preserve">4. </w:t>
       </w:r>
@@ -8164,9 +8229,25 @@
           <w:rFonts w:ascii="Times New Roman" w:hAnsi="Times New Roman" w:cs="Times New Roman"/>
           <w:sz w:val="28"/>
           <w:szCs w:val="28"/>
-          <w:lang w:val="en-US"/>
-        </w:rPr>
-        <w:t xml:space="preserve"> skills – </w:t>
+        </w:rPr>
+        <w:t xml:space="preserve"> </w:t>
+      </w:r>
+      <w:r>
+        <w:rPr>
+          <w:rFonts w:ascii="Times New Roman" w:hAnsi="Times New Roman" w:cs="Times New Roman"/>
+          <w:sz w:val="28"/>
+          <w:szCs w:val="28"/>
+          <w:lang w:val="en-US"/>
+        </w:rPr>
+        <w:t>skills</w:t>
+      </w:r>
+      <w:r>
+        <w:rPr>
+          <w:rFonts w:ascii="Times New Roman" w:hAnsi="Times New Roman" w:cs="Times New Roman"/>
+          <w:sz w:val="28"/>
+          <w:szCs w:val="28"/>
+        </w:rPr>
+        <w:t xml:space="preserve"> – </w:t>
       </w:r>
       <w:r>
         <w:rPr>
@@ -8181,7 +8262,6 @@
           <w:rFonts w:ascii="Times New Roman" w:hAnsi="Times New Roman" w:cs="Times New Roman"/>
           <w:sz w:val="28"/>
           <w:szCs w:val="28"/>
-          <w:lang w:val="en-US"/>
         </w:rPr>
         <w:t xml:space="preserve"> – (</w:t>
       </w:r>
@@ -8198,7 +8278,6 @@
           <w:rFonts w:ascii="Times New Roman" w:hAnsi="Times New Roman" w:cs="Times New Roman"/>
           <w:sz w:val="28"/>
           <w:szCs w:val="28"/>
-          <w:lang w:val="en-US"/>
         </w:rPr>
         <w:t>)</w:t>
       </w:r>
@@ -9152,7 +9231,6 @@
           <w:rFonts w:ascii="Courier New" w:hAnsi="Courier New" w:cs="Courier New"/>
           <w:sz w:val="20"/>
           <w:szCs w:val="28"/>
-          <w:lang w:val="en-US"/>
         </w:rPr>
         <w:t>);</w:t>
       </w:r>
@@ -9202,16 +9280,7 @@
           <w:rFonts w:ascii="Times New Roman" w:hAnsi="Times New Roman" w:cs="Times New Roman"/>
           <w:sz w:val="28"/>
         </w:rPr>
-        <w:t xml:space="preserve">, олимпиада, конференция, конкурс проектов). Обеспечивает единообразие наименований типов мероприятий. Содержит ссылку на пользователя-создателя для администрирования </w:t>
-      </w:r>
-      <w:bookmarkStart w:id="0" w:name="_GoBack"/>
-      <w:bookmarkEnd w:id="0"/>
-      <w:r>
-        <w:rPr>
-          <w:rFonts w:ascii="Times New Roman" w:hAnsi="Times New Roman" w:cs="Times New Roman"/>
-          <w:sz w:val="28"/>
-        </w:rPr>
-        <w:t>справочника. Используется для структурирования достижений студентов по видам активностей.</w:t>
+        <w:t>, олимпиада, конференция, конкурс проектов). Обеспечивает единообразие наименований типов мероприятий. Содержит ссылку на пользователя-создателя для администрирования справочника. Используется для структурирования достижений студентов по видам активностей.</w:t>
       </w:r>
     </w:p>
     <w:p>
@@ -9223,15 +9292,13 @@
           <w:rFonts w:ascii="Times New Roman" w:hAnsi="Times New Roman" w:cs="Times New Roman"/>
           <w:sz w:val="28"/>
           <w:szCs w:val="28"/>
-          <w:lang w:val="en-US"/>
-        </w:rPr>
-      </w:pPr>
-      <w:r>
-        <w:rPr>
-          <w:rFonts w:ascii="Times New Roman" w:hAnsi="Times New Roman" w:cs="Times New Roman"/>
-          <w:sz w:val="28"/>
-          <w:szCs w:val="28"/>
-          <w:lang w:val="en-US"/>
+        </w:rPr>
+      </w:pPr>
+      <w:r>
+        <w:rPr>
+          <w:rFonts w:ascii="Times New Roman" w:hAnsi="Times New Roman" w:cs="Times New Roman"/>
+          <w:sz w:val="28"/>
+          <w:szCs w:val="28"/>
         </w:rPr>
         <w:t xml:space="preserve">7. </w:t>
       </w:r>
@@ -9248,9 +9315,25 @@
           <w:rFonts w:ascii="Times New Roman" w:hAnsi="Times New Roman" w:cs="Times New Roman"/>
           <w:sz w:val="28"/>
           <w:szCs w:val="28"/>
-          <w:lang w:val="en-US"/>
-        </w:rPr>
-        <w:t xml:space="preserve"> events – </w:t>
+        </w:rPr>
+        <w:t xml:space="preserve"> </w:t>
+      </w:r>
+      <w:r>
+        <w:rPr>
+          <w:rFonts w:ascii="Times New Roman" w:hAnsi="Times New Roman" w:cs="Times New Roman"/>
+          <w:sz w:val="28"/>
+          <w:szCs w:val="28"/>
+          <w:lang w:val="en-US"/>
+        </w:rPr>
+        <w:t>events</w:t>
+      </w:r>
+      <w:r>
+        <w:rPr>
+          <w:rFonts w:ascii="Times New Roman" w:hAnsi="Times New Roman" w:cs="Times New Roman"/>
+          <w:sz w:val="28"/>
+          <w:szCs w:val="28"/>
+        </w:rPr>
+        <w:t xml:space="preserve"> – </w:t>
       </w:r>
       <w:r>
         <w:rPr>
@@ -9792,6 +9875,7 @@
           <w:rFonts w:ascii="Courier New" w:hAnsi="Courier New" w:cs="Courier New"/>
           <w:sz w:val="20"/>
           <w:szCs w:val="28"/>
+          <w:lang w:val="en-US"/>
         </w:rPr>
       </w:pPr>
       <w:r>
